--- a/Bài 2.docx
+++ b/Bài 2.docx
@@ -51,7 +51,7 @@
           <w:color w:val="000000"/>
           <w:sz w:val="21"/>
           <w:szCs w:val="21"/>
-          <w:lang w:val="en-US" w:eastAsia="vi-VN"/>
+          <w:lang w:eastAsia="vi-VN"/>
         </w:rPr>
       </w:pPr>
       <w:r>
@@ -74,7 +74,7 @@
           <w:color w:val="000000"/>
           <w:sz w:val="21"/>
           <w:szCs w:val="21"/>
-          <w:lang w:val="en-US" w:eastAsia="vi-VN"/>
+          <w:lang w:eastAsia="vi-VN"/>
         </w:rPr>
       </w:pPr>
     </w:p>
@@ -779,17 +779,7 @@
                 <w:szCs w:val="21"/>
                 <w:lang w:eastAsia="vi-VN"/>
               </w:rPr>
-              <w:t xml:space="preserve">Tính trung bình cộng số SP hoàn thành. </w:t>
-            </w:r>
-            <w:r>
-              <w:rPr>
-                <w:rFonts w:asciiTheme="majorHAnsi" w:eastAsia="Times New Roman" w:hAnsiTheme="majorHAnsi"/>
-                <w:color w:val="000000"/>
-                <w:sz w:val="21"/>
-                <w:szCs w:val="21"/>
-                <w:lang w:eastAsia="vi-VN"/>
-              </w:rPr>
-              <w:t>Dùng làm dữ liệu lịch sử để tham khảo sức chứa trung bình của nhóm khi lập kế hoạch, không phải là con số cam kết cứng nhắc.</w:t>
+              <w:t>Tính trung bình cộng số SP hoàn thành. Dùng làm dữ liệu lịch sử để tham khảo sức chứa trung bình của nhóm khi lập kế hoạch, không phải là con số cam kết cứng nhắc.</w:t>
             </w:r>
           </w:p>
         </w:tc>
@@ -806,7 +796,7 @@
           <w:color w:val="000000"/>
           <w:sz w:val="21"/>
           <w:szCs w:val="21"/>
-          <w:lang w:val="en-US" w:eastAsia="vi-VN"/>
+          <w:lang w:eastAsia="vi-VN"/>
         </w:rPr>
       </w:pPr>
     </w:p>
@@ -3536,6 +3526,16 @@
                 <w:color w:val="000000"/>
                 <w:sz w:val="21"/>
                 <w:szCs w:val="21"/>
+                <w:lang w:val="en-US" w:eastAsia="vi-VN"/>
+              </w:rPr>
+              <w:t xml:space="preserve"> </w:t>
+            </w:r>
+            <w:r>
+              <w:rPr>
+                <w:rFonts w:ascii="Segoe UI Symbol" w:eastAsia="Times New Roman" w:hAnsi="Segoe UI Symbol" w:cs="Segoe UI Symbol"/>
+                <w:color w:val="000000"/>
+                <w:sz w:val="21"/>
+                <w:szCs w:val="21"/>
                 <w:lang w:eastAsia="vi-VN"/>
               </w:rPr>
               <w:t>☑</w:t>
@@ -3800,6 +3800,16 @@
                 <w:color w:val="000000"/>
                 <w:sz w:val="21"/>
                 <w:szCs w:val="21"/>
+                <w:lang w:val="en-US" w:eastAsia="vi-VN"/>
+              </w:rPr>
+              <w:t xml:space="preserve"> </w:t>
+            </w:r>
+            <w:r>
+              <w:rPr>
+                <w:rFonts w:ascii="Segoe UI Symbol" w:eastAsia="Times New Roman" w:hAnsi="Segoe UI Symbol" w:cs="Segoe UI Symbol"/>
+                <w:color w:val="000000"/>
+                <w:sz w:val="21"/>
+                <w:szCs w:val="21"/>
                 <w:lang w:eastAsia="vi-VN"/>
               </w:rPr>
               <w:t>☐</w:t>
@@ -3875,16 +3885,6 @@
                 <w:lang w:eastAsia="vi-VN"/>
               </w:rPr>
             </w:pPr>
-            <w:r>
-              <w:rPr>
-                <w:rFonts w:asciiTheme="majorHAnsi" w:eastAsia="Times New Roman" w:hAnsiTheme="majorHAnsi"/>
-                <w:color w:val="000000"/>
-                <w:sz w:val="21"/>
-                <w:szCs w:val="21"/>
-                <w:lang w:eastAsia="vi-VN"/>
-              </w:rPr>
-              <w:t> </w:t>
-            </w:r>
             <w:r>
               <w:rPr>
                 <w:rFonts w:asciiTheme="majorHAnsi" w:eastAsia="Times New Roman" w:hAnsiTheme="majorHAnsi"/>
@@ -5896,6 +5896,7 @@
   <w:style w:type="character" w:default="1" w:styleId="Phngmcinhcuaoanvn">
     <w:name w:val="Default Paragraph Font"/>
     <w:uiPriority w:val="1"/>
+    <w:semiHidden/>
     <w:unhideWhenUsed/>
   </w:style>
   <w:style w:type="table" w:default="1" w:styleId="BangThngthng">
